--- a/EXPORTS/DOCX/published/niveau1/English/SelectAndDelineate.docx
+++ b/EXPORTS/DOCX/published/niveau1/English/SelectAndDelineate.docx
@@ -655,35 +655,7 @@
           <w:color w:val="000000"/>
           <w:sz w:val="24"/>
         </w:rPr>
-        <w:t xml:space="preserve"> will suffice to reveal a problematic provenance but often extensive resea</w:t>
-      </w:r>
-      <w:r>
-        <w:rPr>
-          <w:u w:val="single" w:color="0000ff"/>
-          <w:rFonts w:ascii="Charis SIL Regular" w:hAnsi="Charis SIL Regular" w:eastAsia="Charis SIL Regular"/>
-          <w:b w:val="0"/>
-          <w:i w:val="0"/>
-          <w:color w:val="000000"/>
-          <w:sz w:val="24"/>
-        </w:rPr>
-        <w:hyperlink r:id="rId11" w:history="1">
-          <w:r>
-            <w:rPr>
-              <w:rStyle w:val="Hyperlink"/>
-            </w:rPr>
-            <w:t>rch w</w:t>
-          </w:r>
-        </w:hyperlink>
-      </w:r>
-      <w:r>
-        <w:rPr>
-          <w:rFonts w:ascii="Charis SIL Regular" w:hAnsi="Charis SIL Regular" w:eastAsia="Charis SIL Regular"/>
-          <w:b w:val="0"/>
-          <w:i w:val="0"/>
-          <w:color w:val="000000"/>
-          <w:sz w:val="24"/>
-        </w:rPr>
-        <w:t xml:space="preserve">ill be </w:t>
+        <w:t xml:space="preserve"> will suffice to reveal a problematic provenance but often extensive research will be </w:t>
       </w:r>
       <w:r>
         <w:rPr>

--- a/EXPORTS/DOCX/published/niveau1/English/SelectAndDelineate.docx
+++ b/EXPORTS/DOCX/published/niveau1/English/SelectAndDelineate.docx
@@ -337,93 +337,13 @@
       </w:r>
       <w:r>
         <w:rPr>
-          <w:u w:val="single" w:color="0000ff"/>
           <w:rFonts w:ascii="Charis SIL Regular" w:hAnsi="Charis SIL Regular" w:eastAsia="Charis SIL Regular"/>
           <w:b w:val="0"/>
           <w:i w:val="0"/>
           <w:color w:val="000000"/>
           <w:sz w:val="24"/>
         </w:rPr>
-        <w:hyperlink r:id="rId9" w:history="1">
-          <w:r>
-            <w:rPr>
-              <w:rStyle w:val="Hyperlink"/>
-            </w:rPr>
-            <w:t>contacts</w:t>
-          </w:r>
-        </w:hyperlink>
-      </w:r>
-      <w:r>
-        <w:rPr>
-          <w:u w:val="single" w:color="0000ff"/>
-          <w:rFonts w:ascii="Charis SIL Regular" w:hAnsi="Charis SIL Regular" w:eastAsia="Charis SIL Regular"/>
-          <w:b w:val="0"/>
-          <w:i w:val="0"/>
-          <w:color w:val="000000"/>
-          <w:sz w:val="24"/>
-        </w:rPr>
-        <w:hyperlink r:id="rId9" w:history="1">
-          <w:r>
-            <w:rPr>
-              <w:rStyle w:val="Hyperlink"/>
-            </w:rPr>
-            <w:t>.</w:t>
-          </w:r>
-        </w:hyperlink>
-      </w:r>
-      <w:r>
-        <w:rPr>
-          <w:u w:val="single" w:color="0000ff"/>
-          <w:rFonts w:ascii="Charis SIL Regular" w:hAnsi="Charis SIL Regular" w:eastAsia="Charis SIL Regular"/>
-          <w:b w:val="0"/>
-          <w:i w:val="0"/>
-          <w:color w:val="000000"/>
-          <w:sz w:val="24"/>
-        </w:rPr>
-        <w:hyperlink r:id="rId9" w:history="1">
-          <w:r>
-            <w:rPr>
-              <w:rStyle w:val="Hyperlink"/>
-            </w:rPr>
-            <w:t xml:space="preserve"> If you wou</w:t>
-          </w:r>
-        </w:hyperlink>
-      </w:r>
-      <w:r>
-        <w:rPr>
-          <w:u w:val="single" w:color="0000ff"/>
-          <w:rFonts w:ascii="Charis SIL Regular" w:hAnsi="Charis SIL Regular" w:eastAsia="Charis SIL Regular"/>
-          <w:b w:val="0"/>
-          <w:i w:val="0"/>
-          <w:color w:val="000000"/>
-          <w:sz w:val="24"/>
-        </w:rPr>
-        <w:hyperlink r:id="rId9" w:history="1">
-          <w:r>
-            <w:rPr>
-              <w:rStyle w:val="Hyperlink"/>
-            </w:rPr>
-            <w:t>l</w:t>
-          </w:r>
-        </w:hyperlink>
-      </w:r>
-      <w:r>
-        <w:rPr>
-          <w:u w:val="single" w:color="0000ff"/>
-          <w:rFonts w:ascii="Charis SIL Regular" w:hAnsi="Charis SIL Regular" w:eastAsia="Charis SIL Regular"/>
-          <w:b w:val="0"/>
-          <w:i w:val="0"/>
-          <w:color w:val="000000"/>
-          <w:sz w:val="24"/>
-        </w:rPr>
-        <w:hyperlink r:id="rId9" w:history="1">
-          <w:r>
-            <w:rPr>
-              <w:rStyle w:val="Hyperlink"/>
-            </w:rPr>
-            <w:t>d like to kn</w:t>
-          </w:r>
-        </w:hyperlink>
+        <w:t>contacts. If you would like to kn</w:t>
       </w:r>
       <w:r>
         <w:rPr>
